--- a/tools/candidates/s1-oplata-za-raboty/07-otpravka-i-dokazatelstvo.docx
+++ b/tools/candidates/s1-oplata-za-raboty/07-otpravka-i-dokazatelstvo.docx
@@ -63,21 +63,26 @@
         <w:tblLook w:firstColumn="1" w:firstRow="1" w:lastColumn="0" w:lastRow="0" w:noHBand="0" w:noVBand="1" w:val="04A0"/>
       </w:tblPr>
       <w:tblGrid>
-        <w:gridCol w:w="1928"/>
+        <w:gridCol w:w="1814"/>
         <w:gridCol w:w="2494"/>
-        <w:gridCol w:w="2154"/>
         <w:gridCol w:w="2041"/>
+        <w:gridCol w:w="2268"/>
       </w:tblGrid>
       <w:tr>
         <w:tc>
           <w:tcPr>
-            <w:tcW w:type="dxa" w:w="1928"/>
+            <w:tcW w:type="dxa" w:w="1814"/>
           </w:tcPr>
           <w:p>
-            <w:r/>
+            <w:r>
+              <w:rPr>
+                <w:sz w:val="19"/>
+              </w:rPr>
+            </w:r>
             <w:r>
               <w:rPr>
                 <w:b/>
+                <w:sz w:val="19"/>
               </w:rPr>
               <w:t>Способ</w:t>
             </w:r>
@@ -88,26 +93,17 @@
             <w:tcW w:type="dxa" w:w="2494"/>
           </w:tcPr>
           <w:p>
-            <w:r/>
+            <w:r>
+              <w:rPr>
+                <w:sz w:val="19"/>
+              </w:rPr>
+            </w:r>
             <w:r>
               <w:rPr>
                 <w:b/>
+                <w:sz w:val="19"/>
               </w:rPr>
               <w:t>Что сохранить</w:t>
-            </w:r>
-          </w:p>
-        </w:tc>
-        <w:tc>
-          <w:tcPr>
-            <w:tcW w:type="dxa" w:w="2154"/>
-          </w:tcPr>
-          <w:p>
-            <w:r/>
-            <w:r>
-              <w:rPr>
-                <w:b/>
-              </w:rPr>
-              <w:t>Когда подходит</w:t>
             </w:r>
           </w:p>
         </w:tc>
@@ -116,10 +112,34 @@
             <w:tcW w:type="dxa" w:w="2041"/>
           </w:tcPr>
           <w:p>
-            <w:r/>
+            <w:r>
+              <w:rPr>
+                <w:sz w:val="19"/>
+              </w:rPr>
+            </w:r>
             <w:r>
               <w:rPr>
                 <w:b/>
+                <w:sz w:val="19"/>
+              </w:rPr>
+              <w:t>Когда подходит</w:t>
+            </w:r>
+          </w:p>
+        </w:tc>
+        <w:tc>
+          <w:tcPr>
+            <w:tcW w:type="dxa" w:w="2268"/>
+          </w:tcPr>
+          <w:p>
+            <w:r>
+              <w:rPr>
+                <w:sz w:val="19"/>
+              </w:rPr>
+            </w:r>
+            <w:r>
+              <w:rPr>
+                <w:b/>
+                <w:sz w:val="19"/>
               </w:rPr>
               <w:t>Риск</w:t>
             </w:r>
@@ -129,10 +149,13 @@
       <w:tr>
         <w:tc>
           <w:tcPr>
-            <w:tcW w:type="dxa" w:w="1928"/>
+            <w:tcW w:type="dxa" w:w="1814"/>
           </w:tcPr>
           <w:p>
             <w:r>
+              <w:rPr>
+                <w:sz w:val="19"/>
+              </w:rPr>
               <w:t>Нарочно с отметкой о получении</w:t>
             </w:r>
           </w:p>
@@ -143,17 +166,10 @@
           </w:tcPr>
           <w:p>
             <w:r>
+              <w:rPr>
+                <w:sz w:val="19"/>
+              </w:rPr>
               <w:t>Второй экземпляр письма с подписью, ФИО, должностью, датой и входящим номером</w:t>
-            </w:r>
-          </w:p>
-        </w:tc>
-        <w:tc>
-          <w:tcPr>
-            <w:tcW w:type="dxa" w:w="2154"/>
-          </w:tcPr>
-          <w:p>
-            <w:r>
-              <w:t>Есть представитель заказчика с полномочиями на объекте или в офисе</w:t>
             </w:r>
           </w:p>
         </w:tc>
@@ -163,6 +179,22 @@
           </w:tcPr>
           <w:p>
             <w:r>
+              <w:rPr>
+                <w:sz w:val="19"/>
+              </w:rPr>
+              <w:t>Есть представитель заказчика с полномочиями на объекте или в офисе</w:t>
+            </w:r>
+          </w:p>
+        </w:tc>
+        <w:tc>
+          <w:tcPr>
+            <w:tcW w:type="dxa" w:w="2268"/>
+          </w:tcPr>
+          <w:p>
+            <w:r>
+              <w:rPr>
+                <w:sz w:val="19"/>
+              </w:rPr>
               <w:t>Подпись неуполномоченного лица; отметка без расшифровки</w:t>
             </w:r>
           </w:p>
@@ -171,10 +203,13 @@
       <w:tr>
         <w:tc>
           <w:tcPr>
-            <w:tcW w:type="dxa" w:w="1928"/>
+            <w:tcW w:type="dxa" w:w="1814"/>
           </w:tcPr>
           <w:p>
             <w:r>
+              <w:rPr>
+                <w:sz w:val="19"/>
+              </w:rPr>
               <w:t>Почта: ценное письмо с описью вложения и уведомлением о вручении</w:t>
             </w:r>
           </w:p>
@@ -185,17 +220,10 @@
           </w:tcPr>
           <w:p>
             <w:r>
+              <w:rPr>
+                <w:sz w:val="19"/>
+              </w:rPr>
               <w:t>Опись с отметкой почты, кассовый чек, трек-номер, уведомление или распечатка отслеживания</w:t>
-            </w:r>
-          </w:p>
-        </w:tc>
-        <w:tc>
-          <w:tcPr>
-            <w:tcW w:type="dxa" w:w="2154"/>
-          </w:tcPr>
-          <w:p>
-            <w:r>
-              <w:t>Всегда как основной или дублирующий способ; адрес — по ЕГРЮЛ</w:t>
             </w:r>
           </w:p>
         </w:tc>
@@ -205,6 +233,22 @@
           </w:tcPr>
           <w:p>
             <w:r>
+              <w:rPr>
+                <w:sz w:val="19"/>
+              </w:rPr>
+              <w:t>Всегда как основной или дублирующий способ; адрес — по ЕГРЮЛ</w:t>
+            </w:r>
+          </w:p>
+        </w:tc>
+        <w:tc>
+          <w:tcPr>
+            <w:tcW w:type="dxa" w:w="2268"/>
+          </w:tcPr>
+          <w:p>
+            <w:r>
+              <w:rPr>
+                <w:sz w:val="19"/>
+              </w:rPr>
               <w:t>Отправка по старому адресу; опись без перечня документов</w:t>
             </w:r>
           </w:p>
@@ -213,10 +257,13 @@
       <w:tr>
         <w:tc>
           <w:tcPr>
-            <w:tcW w:type="dxa" w:w="1928"/>
+            <w:tcW w:type="dxa" w:w="1814"/>
           </w:tcPr>
           <w:p>
             <w:r>
+              <w:rPr>
+                <w:sz w:val="19"/>
+              </w:rPr>
               <w:t>Электронный документооборот</w:t>
             </w:r>
           </w:p>
@@ -227,17 +274,10 @@
           </w:tcPr>
           <w:p>
             <w:r>
+              <w:rPr>
+                <w:sz w:val="19"/>
+              </w:rPr>
               <w:t>Квитанции оператора, извещение о получении, подписанный документ</w:t>
-            </w:r>
-          </w:p>
-        </w:tc>
-        <w:tc>
-          <w:tcPr>
-            <w:tcW w:type="dxa" w:w="2154"/>
-          </w:tcPr>
-          <w:p>
-            <w:r>
-              <w:t>ЭДО предусмотрено договором или используется сторонами</w:t>
             </w:r>
           </w:p>
         </w:tc>
@@ -247,6 +287,22 @@
           </w:tcPr>
           <w:p>
             <w:r>
+              <w:rPr>
+                <w:sz w:val="19"/>
+              </w:rPr>
+              <w:t>ЭДО предусмотрено договором или используется сторонами</w:t>
+            </w:r>
+          </w:p>
+        </w:tc>
+        <w:tc>
+          <w:tcPr>
+            <w:tcW w:type="dxa" w:w="2268"/>
+          </w:tcPr>
+          <w:p>
+            <w:r>
+              <w:rPr>
+                <w:sz w:val="19"/>
+              </w:rPr>
               <w:t>Документ отправлен, но не получен адресатом</w:t>
             </w:r>
           </w:p>
@@ -255,10 +311,13 @@
       <w:tr>
         <w:tc>
           <w:tcPr>
-            <w:tcW w:type="dxa" w:w="1928"/>
+            <w:tcW w:type="dxa" w:w="1814"/>
           </w:tcPr>
           <w:p>
             <w:r>
+              <w:rPr>
+                <w:sz w:val="19"/>
+              </w:rPr>
               <w:t>Электронная почта</w:t>
             </w:r>
           </w:p>
@@ -269,17 +328,10 @@
           </w:tcPr>
           <w:p>
             <w:r>
+              <w:rPr>
+                <w:sz w:val="19"/>
+              </w:rPr>
               <w:t>Письмо с вложениями, адрес из договора, ответ заказчика или уведомление о прочтении</w:t>
-            </w:r>
-          </w:p>
-        </w:tc>
-        <w:tc>
-          <w:tcPr>
-            <w:tcW w:type="dxa" w:w="2154"/>
-          </w:tcPr>
-          <w:p>
-            <w:r>
-              <w:t>Канал прямо предусмотрен договором</w:t>
             </w:r>
           </w:p>
         </w:tc>
@@ -289,6 +341,22 @@
           </w:tcPr>
           <w:p>
             <w:r>
+              <w:rPr>
+                <w:sz w:val="19"/>
+              </w:rPr>
+              <w:t>Канал прямо предусмотрен договором</w:t>
+            </w:r>
+          </w:p>
+        </w:tc>
+        <w:tc>
+          <w:tcPr>
+            <w:tcW w:type="dxa" w:w="2268"/>
+          </w:tcPr>
+          <w:p>
+            <w:r>
+              <w:rPr>
+                <w:sz w:val="19"/>
+              </w:rPr>
               <w:t>Адрес не из договора — направление будет сложно доказать</w:t>
             </w:r>
           </w:p>
@@ -297,10 +365,13 @@
       <w:tr>
         <w:tc>
           <w:tcPr>
-            <w:tcW w:type="dxa" w:w="1928"/>
+            <w:tcW w:type="dxa" w:w="1814"/>
           </w:tcPr>
           <w:p>
             <w:r>
+              <w:rPr>
+                <w:sz w:val="19"/>
+              </w:rPr>
               <w:t>Курьерская служба</w:t>
             </w:r>
           </w:p>
@@ -311,17 +382,10 @@
           </w:tcPr>
           <w:p>
             <w:r>
+              <w:rPr>
+                <w:sz w:val="19"/>
+              </w:rPr>
               <w:t>Накладная с описью вложения и отметкой о вручении</w:t>
-            </w:r>
-          </w:p>
-        </w:tc>
-        <w:tc>
-          <w:tcPr>
-            <w:tcW w:type="dxa" w:w="2154"/>
-          </w:tcPr>
-          <w:p>
-            <w:r>
-              <w:t>Нужна скорость, почта ненадёжна</w:t>
             </w:r>
           </w:p>
         </w:tc>
@@ -331,6 +395,22 @@
           </w:tcPr>
           <w:p>
             <w:r>
+              <w:rPr>
+                <w:sz w:val="19"/>
+              </w:rPr>
+              <w:t>Нужна скорость, почта ненадёжна</w:t>
+            </w:r>
+          </w:p>
+        </w:tc>
+        <w:tc>
+          <w:tcPr>
+            <w:tcW w:type="dxa" w:w="2268"/>
+          </w:tcPr>
+          <w:p>
+            <w:r>
+              <w:rPr>
+                <w:sz w:val="19"/>
+              </w:rPr>
               <w:t>Накладная без описи не подтверждает состав</w:t>
             </w:r>
           </w:p>

--- a/tools/candidates/s1-oplata-za-raboty/07-otpravka-i-dokazatelstvo.docx
+++ b/tools/candidates/s1-oplata-za-raboty/07-otpravka-i-dokazatelstvo.docx
@@ -437,7 +437,7 @@
       </w:r>
     </w:p>
     <w:sectPr>
-      <w:pgSz w:w="12240" w:h="15840"/>
+      <w:pgSz w:w="11906" w:h="16838"/>
       <w:pgMar w:top="1440" w:right="1800" w:bottom="1440" w:left="1800" w:header="720" w:footer="720" w:gutter="0"/>
       <w:cols w:space="720"/>
       <w:docGrid w:linePitch="360"/>

--- a/tools/candidates/s1-oplata-za-raboty/07-otpravka-i-dokazatelstvo.docx
+++ b/tools/candidates/s1-oplata-za-raboty/07-otpravka-i-dokazatelstvo.docx
@@ -15,7 +15,7 @@
         <w:rPr>
           <w:i/>
         </w:rPr>
-        <w:t>Файл 07. Как направить заказчику уведомление о просрочке (файл 06), претензию (файл 09) и копию иска (файл 10) так, чтобы направление можно было доказать.</w:t>
+        <w:t>Файл 07. Как направить заказчику исходящий акт сверки (файл 04), уведомление о просрочке (файл 06), претензию (файл 09) и копию иска (файл 10) так, чтобы направление можно было доказать.</w:t>
       </w:r>
     </w:p>
     <w:p>
@@ -69,6 +69,10 @@
         <w:gridCol w:w="2268"/>
       </w:tblGrid>
       <w:tr>
+        <w:trPr>
+          <w:cantSplit/>
+          <w:tblHeader/>
+        </w:trPr>
         <w:tc>
           <w:tcPr>
             <w:tcW w:type="dxa" w:w="1814"/>
@@ -147,6 +151,9 @@
         </w:tc>
       </w:tr>
       <w:tr>
+        <w:trPr>
+          <w:cantSplit/>
+        </w:trPr>
         <w:tc>
           <w:tcPr>
             <w:tcW w:type="dxa" w:w="1814"/>
@@ -201,6 +208,9 @@
         </w:tc>
       </w:tr>
       <w:tr>
+        <w:trPr>
+          <w:cantSplit/>
+        </w:trPr>
         <w:tc>
           <w:tcPr>
             <w:tcW w:type="dxa" w:w="1814"/>
@@ -255,6 +265,9 @@
         </w:tc>
       </w:tr>
       <w:tr>
+        <w:trPr>
+          <w:cantSplit/>
+        </w:trPr>
         <w:tc>
           <w:tcPr>
             <w:tcW w:type="dxa" w:w="1814"/>
@@ -309,6 +322,9 @@
         </w:tc>
       </w:tr>
       <w:tr>
+        <w:trPr>
+          <w:cantSplit/>
+        </w:trPr>
         <w:tc>
           <w:tcPr>
             <w:tcW w:type="dxa" w:w="1814"/>
@@ -363,6 +379,9 @@
         </w:tc>
       </w:tr>
       <w:tr>
+        <w:trPr>
+          <w:cantSplit/>
+        </w:trPr>
         <w:tc>
           <w:tcPr>
             <w:tcW w:type="dxa" w:w="1814"/>
@@ -425,6 +444,15 @@
           <w:i w:val="0"/>
         </w:rPr>
         <w:t>Правило: основной способ + дубль. Каждое отправление — строка в файле 04, лист «Реестр передачи»: способ, дата, идентификатор и где хранится доказательство. Для подтверждения направления сохраните реестр и доказательство направления или получения документов.</w:t>
+      </w:r>
+    </w:p>
+    <w:p>
+      <w:r>
+        <w:rPr>
+          <w:b w:val="0"/>
+          <w:i w:val="0"/>
+        </w:rPr>
+        <w:t>Исходящий акт сверки, который вы направляете заказчику на шаге 6 (файл 03), тоже регистрируйте в файле 04, лист «Реестр передачи»: отдельная строка с датой, способом, адресатом и доказательством отправки или получения. Указание ниже о входящих документах относится только к документам, полученным от заказчика.</w:t>
       </w:r>
     </w:p>
     <w:p>
